--- a/cours17-reseau-simple/res/cours-17-commandes-routeur.docx
+++ b/cours17-reseau-simple/res/cours-17-commandes-routeur.docx
@@ -22,7 +22,6 @@
       </w:r>
     </w:p>
     <w:p>
-      <w:proofErr w:type="gramStart"/>
       <w:r>
         <w:rPr>
           <w:rStyle w:val="inline-code-emCar"/>
@@ -30,15 +29,10 @@
         <w:t>?</w:t>
       </w:r>
       <w:r>
-        <w:t> :</w:t>
-      </w:r>
-      <w:proofErr w:type="gramEnd"/>
-      <w:r>
-        <w:t xml:space="preserve"> Affiche les commandes et les options disponibles. </w:t>
-      </w:r>
-    </w:p>
-    <w:p>
-      <w:proofErr w:type="gramStart"/>
+        <w:t xml:space="preserve"> : Affiche les commandes et les options disponibles. </w:t>
+      </w:r>
+    </w:p>
+    <w:p>
       <w:r>
         <w:rPr>
           <w:rStyle w:val="inline-code-emCar"/>
@@ -46,64 +40,26 @@
         <w:t>exit</w:t>
       </w:r>
       <w:r>
-        <w:t> :</w:t>
-      </w:r>
-      <w:proofErr w:type="gramEnd"/>
-      <w:r>
-        <w:t xml:space="preserve"> Quitte le mode actuel</w:t>
-      </w:r>
-    </w:p>
-    <w:p>
-      <w:r>
-        <w:rPr>
-          <w:rStyle w:val="inline-code-emCar"/>
-        </w:rPr>
-        <w:t>ping &lt;</w:t>
-      </w:r>
-      <w:proofErr w:type="spellStart"/>
-      <w:r>
-        <w:rPr>
-          <w:rStyle w:val="inline-code-emCar"/>
-        </w:rPr>
-        <w:t>hôte</w:t>
-      </w:r>
-      <w:proofErr w:type="spellEnd"/>
-      <w:proofErr w:type="gramStart"/>
-      <w:r>
-        <w:rPr>
-          <w:rStyle w:val="inline-code-emCar"/>
-        </w:rPr>
-        <w:t>&gt;</w:t>
-      </w:r>
-      <w:r>
-        <w:t xml:space="preserve"> :</w:t>
-      </w:r>
-      <w:proofErr w:type="gramEnd"/>
-      <w:r>
-        <w:t xml:space="preserve"> Envoie un ping vers un hôte.</w:t>
-      </w:r>
-    </w:p>
-    <w:p>
-      <w:r>
-        <w:rPr>
-          <w:rStyle w:val="inline-code-emCar"/>
-        </w:rPr>
-        <w:t>traceroute &lt;</w:t>
-      </w:r>
-      <w:proofErr w:type="spellStart"/>
-      <w:r>
-        <w:rPr>
-          <w:rStyle w:val="inline-code-emCar"/>
-        </w:rPr>
-        <w:t>hôte</w:t>
-      </w:r>
-      <w:proofErr w:type="spellEnd"/>
-      <w:proofErr w:type="gramStart"/>
-      <w:r>
-        <w:rPr>
-          <w:rStyle w:val="inline-code-emCar"/>
-        </w:rPr>
-        <w:t>&gt;</w:t>
+        <w:t> : Quitte le mode actuel</w:t>
+      </w:r>
+    </w:p>
+    <w:p>
+      <w:r>
+        <w:rPr>
+          <w:rStyle w:val="inline-code-emCar"/>
+        </w:rPr>
+        <w:t>ping &lt;hôte&gt;</w:t>
+      </w:r>
+      <w:r>
+        <w:t xml:space="preserve"> : Envoie un ping vers un hôte.</w:t>
+      </w:r>
+    </w:p>
+    <w:p>
+      <w:r>
+        <w:rPr>
+          <w:rStyle w:val="inline-code-emCar"/>
+        </w:rPr>
+        <w:t>traceroute &lt;hôte&gt;</w:t>
       </w:r>
       <w:r>
         <w:rPr>
@@ -112,11 +68,7 @@
         <w:t xml:space="preserve"> </w:t>
       </w:r>
       <w:r>
-        <w:t>:</w:t>
-      </w:r>
-      <w:proofErr w:type="gramEnd"/>
-      <w:r>
-        <w:t xml:space="preserve">  Détermine la route vers un hôte à partir du </w:t>
+        <w:t xml:space="preserve">:  Détermine la route vers un hôte à partir du </w:t>
       </w:r>
       <w:r>
         <w:t>routeur</w:t>
@@ -136,21 +88,10 @@
         <w:rPr>
           <w:rStyle w:val="inline-code-emCar"/>
         </w:rPr>
-        <w:t>trl+shift+</w:t>
-      </w:r>
-      <w:proofErr w:type="gramStart"/>
-      <w:r>
-        <w:rPr>
-          <w:rStyle w:val="inline-code-emCar"/>
-        </w:rPr>
-        <w:t>6</w:t>
-      </w:r>
-      <w:r>
-        <w:t> :</w:t>
-      </w:r>
-      <w:proofErr w:type="gramEnd"/>
-      <w:r>
-        <w:t xml:space="preserve"> Interrompt une commande en cours</w:t>
+        <w:t>trl+shift+6</w:t>
+      </w:r>
+      <w:r>
+        <w:t> : Interrompt une commande en cours</w:t>
       </w:r>
       <w:r>
         <w:t>.</w:t>
@@ -165,7 +106,6 @@
       </w:r>
     </w:p>
     <w:p>
-      <w:proofErr w:type="gramStart"/>
       <w:r>
         <w:rPr>
           <w:rStyle w:val="inline-code-emCar"/>
@@ -173,15 +113,10 @@
         <w:t>enable</w:t>
       </w:r>
       <w:r>
-        <w:t> :</w:t>
-      </w:r>
-      <w:proofErr w:type="gramEnd"/>
-      <w:r>
-        <w:t xml:space="preserve"> Entre en mode privilégié, permettant plus de commandes.</w:t>
-      </w:r>
-    </w:p>
-    <w:p>
-      <w:proofErr w:type="gramStart"/>
+        <w:t> : Entre en mode privilégié, permettant plus de commandes.</w:t>
+      </w:r>
+    </w:p>
+    <w:p>
       <w:r>
         <w:rPr>
           <w:rStyle w:val="inline-code-emCar"/>
@@ -189,19 +124,7 @@
         <w:t>show</w:t>
       </w:r>
       <w:r>
-        <w:t> :</w:t>
-      </w:r>
-      <w:proofErr w:type="gramEnd"/>
-      <w:r>
-        <w:t xml:space="preserve"> Pour afficher des </w:t>
-      </w:r>
-      <w:proofErr w:type="gramStart"/>
-      <w:r>
-        <w:t>informations</w:t>
-      </w:r>
-      <w:proofErr w:type="gramEnd"/>
-      <w:r>
-        <w:t xml:space="preserve"> de configuration. Les options changent dépendamment du mode dans lequel on se trouve. Appuyer sur le « ? » après avoir écrit « show » pour voir la liste d’options disponibles.</w:t>
+        <w:t> : Pour afficher des informations de configuration. Les options changent dépendamment du mode dans lequel on se trouve. Appuyer sur le « ? » après avoir écrit « show » pour voir la liste d’options disponibles.</w:t>
       </w:r>
     </w:p>
     <w:p>
@@ -217,59 +140,21 @@
         <w:rPr>
           <w:rStyle w:val="inline-code-emCar"/>
         </w:rPr>
-        <w:t>show running-</w:t>
-      </w:r>
-      <w:proofErr w:type="gramStart"/>
-      <w:r>
-        <w:rPr>
-          <w:rStyle w:val="inline-code-emCar"/>
-        </w:rPr>
-        <w:t>config</w:t>
-      </w:r>
-      <w:r>
-        <w:t xml:space="preserve"> :</w:t>
-      </w:r>
-      <w:proofErr w:type="gramEnd"/>
-      <w:r>
-        <w:t xml:space="preserve"> affiche les </w:t>
-      </w:r>
-      <w:proofErr w:type="gramStart"/>
-      <w:r>
-        <w:t>informations</w:t>
-      </w:r>
-      <w:proofErr w:type="gramEnd"/>
-      <w:r>
-        <w:t xml:space="preserve"> sur la configuration active en mémoire (non-sauvegardé)</w:t>
-      </w:r>
-    </w:p>
-    <w:p>
-      <w:r>
-        <w:rPr>
-          <w:rStyle w:val="inline-code-emCar"/>
-        </w:rPr>
-        <w:t>show startup-</w:t>
-      </w:r>
-      <w:proofErr w:type="gramStart"/>
-      <w:r>
-        <w:rPr>
-          <w:rStyle w:val="inline-code-emCar"/>
-        </w:rPr>
-        <w:t>config</w:t>
-      </w:r>
-      <w:r>
-        <w:t> :</w:t>
-      </w:r>
-      <w:proofErr w:type="gramEnd"/>
-      <w:r>
-        <w:t xml:space="preserve"> affiche les </w:t>
-      </w:r>
-      <w:proofErr w:type="gramStart"/>
-      <w:r>
-        <w:t>informations</w:t>
-      </w:r>
-      <w:proofErr w:type="gramEnd"/>
-      <w:r>
-        <w:t xml:space="preserve"> sur la configuration persistante/sauvegardé.</w:t>
+        <w:t>show running-config</w:t>
+      </w:r>
+      <w:r>
+        <w:t xml:space="preserve"> : affiche les informations sur la configuration active en mémoire (non-sauvegardé)</w:t>
+      </w:r>
+    </w:p>
+    <w:p>
+      <w:r>
+        <w:rPr>
+          <w:rStyle w:val="inline-code-emCar"/>
+        </w:rPr>
+        <w:t>show startup-config</w:t>
+      </w:r>
+      <w:r>
+        <w:t> : affiche les informations sur la configuration persistante/sauvegardé.</w:t>
       </w:r>
     </w:p>
     <w:p>
@@ -288,155 +173,58 @@
         <w:rPr>
           <w:rStyle w:val="inline-code-emCar"/>
         </w:rPr>
+        <w:t>show ip interface</w:t>
+      </w:r>
+      <w:r>
+        <w:rPr>
+          <w:rStyle w:val="inline-code-emCar"/>
+        </w:rPr>
+        <w:t xml:space="preserve"> brief</w:t>
+      </w:r>
+      <w:r>
+        <w:t> : Affiche les informations IP des interfaces de l’appareil.</w:t>
+      </w:r>
+    </w:p>
+    <w:p>
+      <w:r>
+        <w:rPr>
+          <w:rStyle w:val="inline-code-emCar"/>
+        </w:rPr>
         <w:t xml:space="preserve">show </w:t>
       </w:r>
-      <w:proofErr w:type="spellStart"/>
-      <w:r>
-        <w:rPr>
-          <w:rStyle w:val="inline-code-emCar"/>
-        </w:rPr>
-        <w:t>ip</w:t>
-      </w:r>
-      <w:proofErr w:type="spellEnd"/>
-      <w:r>
-        <w:rPr>
-          <w:rStyle w:val="inline-code-emCar"/>
-        </w:rPr>
-        <w:t xml:space="preserve"> interface</w:t>
-      </w:r>
-      <w:r>
-        <w:rPr>
-          <w:rStyle w:val="inline-code-emCar"/>
-        </w:rPr>
-        <w:t xml:space="preserve"> </w:t>
-      </w:r>
-      <w:proofErr w:type="gramStart"/>
-      <w:r>
-        <w:rPr>
-          <w:rStyle w:val="inline-code-emCar"/>
-        </w:rPr>
-        <w:t>brief</w:t>
-      </w:r>
-      <w:r>
-        <w:t> :</w:t>
-      </w:r>
-      <w:proofErr w:type="gramEnd"/>
-      <w:r>
-        <w:t xml:space="preserve"> Affiche les </w:t>
-      </w:r>
-      <w:proofErr w:type="gramStart"/>
-      <w:r>
-        <w:t>informations</w:t>
-      </w:r>
-      <w:proofErr w:type="gramEnd"/>
-      <w:r>
-        <w:t xml:space="preserve"> IP des interfaces de l’appareil.</w:t>
-      </w:r>
-    </w:p>
-    <w:p>
-      <w:r>
-        <w:rPr>
-          <w:rStyle w:val="inline-code-emCar"/>
-        </w:rPr>
-        <w:t xml:space="preserve">show </w:t>
-      </w:r>
-      <w:proofErr w:type="spellStart"/>
-      <w:r>
-        <w:rPr>
-          <w:rStyle w:val="inline-code-emCar"/>
-        </w:rPr>
-        <w:t>ip</w:t>
-      </w:r>
-      <w:proofErr w:type="spellEnd"/>
-      <w:r>
-        <w:rPr>
-          <w:rStyle w:val="inline-code-emCar"/>
-        </w:rPr>
-        <w:t xml:space="preserve"> </w:t>
-      </w:r>
-      <w:proofErr w:type="gramStart"/>
-      <w:r>
-        <w:rPr>
-          <w:rStyle w:val="inline-code-emCar"/>
-        </w:rPr>
-        <w:t xml:space="preserve">route </w:t>
-      </w:r>
-      <w:r>
-        <w:t>:</w:t>
-      </w:r>
-      <w:proofErr w:type="gramEnd"/>
-      <w:r>
-        <w:t xml:space="preserve"> Affiche les routes</w:t>
-      </w:r>
-    </w:p>
-    <w:p>
-      <w:r>
-        <w:rPr>
-          <w:rStyle w:val="inline-code-emCar"/>
-        </w:rPr>
-        <w:t>configure </w:t>
-      </w:r>
-      <w:proofErr w:type="gramStart"/>
-      <w:r>
-        <w:rPr>
-          <w:rStyle w:val="inline-code-emCar"/>
-        </w:rPr>
-        <w:t>terminal</w:t>
-      </w:r>
-      <w:r>
-        <w:t> :</w:t>
-      </w:r>
-      <w:proofErr w:type="gramEnd"/>
-      <w:r>
-        <w:t xml:space="preserve"> Entre en mode de configuration à partir du terminal.</w:t>
-      </w:r>
-    </w:p>
-    <w:p>
-      <w:r>
-        <w:rPr>
-          <w:rStyle w:val="inline-code-emCar"/>
-        </w:rPr>
-        <w:t>copy running-config startup-</w:t>
-      </w:r>
-      <w:proofErr w:type="gramStart"/>
-      <w:r>
-        <w:rPr>
-          <w:rStyle w:val="inline-code-emCar"/>
-        </w:rPr>
-        <w:t>config</w:t>
-      </w:r>
-      <w:r>
-        <w:t> :</w:t>
-      </w:r>
-      <w:proofErr w:type="gramEnd"/>
-      <w:r>
-        <w:t xml:space="preserve"> Permet de sauvegarder les changements de configuration, afin qu’ils persistent suite à un redémarrage du commutateur.</w:t>
-      </w:r>
-    </w:p>
-    <w:p>
-      <w:r>
-        <w:rPr>
-          <w:rStyle w:val="inline-code-emCar"/>
-        </w:rPr>
-        <w:t xml:space="preserve">write </w:t>
-      </w:r>
-      <w:proofErr w:type="gramStart"/>
-      <w:r>
-        <w:rPr>
-          <w:rStyle w:val="inline-code-emCar"/>
-        </w:rPr>
-        <w:t>erase</w:t>
-      </w:r>
-      <w:r>
-        <w:t> :</w:t>
-      </w:r>
-      <w:proofErr w:type="gramEnd"/>
-      <w:r>
-        <w:t xml:space="preserve"> Supprime toutes les modifications faites à la configuration sauvegarder.</w:t>
-      </w:r>
-    </w:p>
-    <w:p>
-      <w:proofErr w:type="gramStart"/>
+      <w:r>
+        <w:rPr>
+          <w:rStyle w:val="inline-code-emCar"/>
+        </w:rPr>
+        <w:t xml:space="preserve">ip route </w:t>
+      </w:r>
+      <w:r>
+        <w:t>: Affiche les routes</w:t>
+      </w:r>
+    </w:p>
+    <w:p>
+      <w:r>
+        <w:rPr>
+          <w:rStyle w:val="inline-code-emCar"/>
+        </w:rPr>
+        <w:t>configure terminal</w:t>
+      </w:r>
+      <w:r>
+        <w:t> : Entre en mode de configuration à partir du terminal.</w:t>
+      </w:r>
+    </w:p>
+    <w:p>
+      <w:r>
+        <w:rPr>
+          <w:rStyle w:val="inline-code-emCar"/>
+        </w:rPr>
+        <w:t>copy running-config startup-config</w:t>
+      </w:r>
+      <w:r>
+        <w:t> : Permet de sauvegarder les changements de configuration, afin qu’ils persistent suite à un redémarrage du commutateur.</w:t>
+      </w:r>
+    </w:p>
+    <w:p>
       <w:r>
         <w:rPr>
           <w:rStyle w:val="inline-code-emCar"/>
@@ -444,11 +232,7 @@
         <w:t>exit</w:t>
       </w:r>
       <w:r>
-        <w:t> :</w:t>
-      </w:r>
-      <w:proofErr w:type="gramEnd"/>
-      <w:r>
-        <w:t xml:space="preserve"> Quitte le mode actuel.</w:t>
+        <w:t> : Quitte le mode actuel.</w:t>
       </w:r>
     </w:p>
     <w:p>
@@ -465,17 +249,28 @@
         <w:rPr>
           <w:rStyle w:val="inline-code-emCar"/>
         </w:rPr>
-        <w:t>enable secret &lt;</w:t>
-      </w:r>
-      <w:proofErr w:type="spellStart"/>
-      <w:r>
-        <w:rPr>
-          <w:rStyle w:val="inline-code-emCar"/>
-        </w:rPr>
-        <w:t>mdp</w:t>
-      </w:r>
-      <w:proofErr w:type="spellEnd"/>
-      <w:proofErr w:type="gramStart"/>
+        <w:t>enable secret &lt;mdp&gt;</w:t>
+      </w:r>
+      <w:r>
+        <w:t xml:space="preserve"> : </w:t>
+      </w:r>
+      <w:r>
+        <w:t>configure/change le mot de passe nécessaire pour entrer en mode privilégié.</w:t>
+      </w:r>
+    </w:p>
+    <w:p>
+      <w:r>
+        <w:rPr>
+          <w:rStyle w:val="inline-code-emCar"/>
+        </w:rPr>
+        <w:t>ip route &lt;adresse réseau&gt; &lt;masque réseau&gt; &lt;</w:t>
+      </w:r>
+      <w:r>
+        <w:rPr>
+          <w:rStyle w:val="inline-code-emCar"/>
+        </w:rPr>
+        <w:t>prochain bond</w:t>
+      </w:r>
       <w:r>
         <w:rPr>
           <w:rStyle w:val="inline-code-emCar"/>
@@ -483,191 +278,10 @@
         <w:t>&gt;</w:t>
       </w:r>
       <w:r>
-        <w:t> :</w:t>
-      </w:r>
-      <w:proofErr w:type="gramEnd"/>
-      <w:r>
-        <w:t xml:space="preserve"> </w:t>
-      </w:r>
-      <w:r>
-        <w:t>configure/change le mot de passe nécessaire pour entrer en mode privilégié.</w:t>
-      </w:r>
-    </w:p>
-    <w:p>
-      <w:proofErr w:type="spellStart"/>
-      <w:r>
-        <w:rPr>
-          <w:rStyle w:val="inline-code-emCar"/>
-        </w:rPr>
-        <w:t>ip</w:t>
-      </w:r>
-      <w:proofErr w:type="spellEnd"/>
-      <w:r>
-        <w:rPr>
-          <w:rStyle w:val="inline-code-emCar"/>
-        </w:rPr>
-        <w:t xml:space="preserve"> route &lt;</w:t>
-      </w:r>
-      <w:proofErr w:type="spellStart"/>
-      <w:r>
-        <w:rPr>
-          <w:rStyle w:val="inline-code-emCar"/>
-        </w:rPr>
-        <w:t>adresse</w:t>
-      </w:r>
-      <w:proofErr w:type="spellEnd"/>
-      <w:r>
-        <w:rPr>
-          <w:rStyle w:val="inline-code-emCar"/>
-        </w:rPr>
-        <w:t xml:space="preserve"> réseau&gt; &lt;masque réseau&gt; &lt;</w:t>
-      </w:r>
-      <w:r>
-        <w:rPr>
-          <w:rStyle w:val="inline-code-emCar"/>
-        </w:rPr>
-        <w:t>prochain bond</w:t>
-      </w:r>
-      <w:proofErr w:type="gramStart"/>
-      <w:r>
-        <w:rPr>
-          <w:rStyle w:val="inline-code-emCar"/>
-        </w:rPr>
-        <w:t>&gt;</w:t>
-      </w:r>
-      <w:r>
-        <w:t> :</w:t>
-      </w:r>
-      <w:proofErr w:type="gramEnd"/>
-      <w:r>
-        <w:t xml:space="preserve"> </w:t>
+        <w:t xml:space="preserve"> : </w:t>
       </w:r>
       <w:r>
         <w:br/>
-      </w:r>
-      <w:r>
-        <w:tab/>
-      </w:r>
-      <w:proofErr w:type="gramStart"/>
-      <w:r>
-        <w:t>Exemple :</w:t>
-      </w:r>
-      <w:proofErr w:type="gramEnd"/>
-      <w:r>
-        <w:t xml:space="preserve"> </w:t>
-      </w:r>
-      <w:proofErr w:type="spellStart"/>
-      <w:r>
-        <w:rPr>
-          <w:rStyle w:val="inline-code-emCar"/>
-        </w:rPr>
-        <w:t>ip</w:t>
-      </w:r>
-      <w:proofErr w:type="spellEnd"/>
-      <w:r>
-        <w:rPr>
-          <w:rStyle w:val="inline-code-emCar"/>
-        </w:rPr>
-        <w:t xml:space="preserve"> route 192.168.0.0 255.255.255.0 10.0.0.1</w:t>
-      </w:r>
-      <w:r>
-        <w:br/>
-      </w:r>
-      <w:r>
-        <w:t xml:space="preserve">Ajouter une route redirigeant tous le trafic correspondant au réseau donné </w:t>
-      </w:r>
-      <w:r>
-        <w:t xml:space="preserve">vers le </w:t>
-      </w:r>
-      <w:proofErr w:type="spellStart"/>
-      <w:r>
-        <w:t>gateway</w:t>
-      </w:r>
-      <w:proofErr w:type="spellEnd"/>
-      <w:r>
-        <w:t>. L’exemple créerait une route pour 192.168.0.0/24 qui passerait par le 10.0.0.1.</w:t>
-      </w:r>
-    </w:p>
-    <w:p>
-      <w:proofErr w:type="spellStart"/>
-      <w:r>
-        <w:rPr>
-          <w:rStyle w:val="inline-code-emCar"/>
-        </w:rPr>
-        <w:t>ip</w:t>
-      </w:r>
-      <w:proofErr w:type="spellEnd"/>
-      <w:r>
-        <w:rPr>
-          <w:rStyle w:val="inline-code-emCar"/>
-        </w:rPr>
-        <w:t xml:space="preserve"> route 0.0.0.0 0.0.0.0 &lt;</w:t>
-      </w:r>
-      <w:r>
-        <w:rPr>
-          <w:rStyle w:val="inline-code-emCar"/>
-        </w:rPr>
-        <w:t>prochain bond</w:t>
-      </w:r>
-      <w:proofErr w:type="gramStart"/>
-      <w:r>
-        <w:rPr>
-          <w:rStyle w:val="inline-code-emCar"/>
-        </w:rPr>
-        <w:t>&gt;</w:t>
-      </w:r>
-      <w:r>
-        <w:t> :</w:t>
-      </w:r>
-      <w:proofErr w:type="gramEnd"/>
-      <w:r>
-        <w:t xml:space="preserve"> configure une route de dernier recours / </w:t>
-      </w:r>
-      <w:r>
-        <w:t xml:space="preserve">route </w:t>
-      </w:r>
-      <w:r>
-        <w:t xml:space="preserve">par défaut / default </w:t>
-      </w:r>
-      <w:proofErr w:type="spellStart"/>
-      <w:r>
-        <w:t>gateway</w:t>
-      </w:r>
-      <w:proofErr w:type="spellEnd"/>
-    </w:p>
-    <w:p>
-      <w:pPr>
-        <w:rPr>
-          <w:rStyle w:val="inline-code-emCar"/>
-        </w:rPr>
-      </w:pPr>
-      <w:r>
-        <w:rPr>
-          <w:rStyle w:val="inline-code-emCar"/>
-        </w:rPr>
-        <w:t xml:space="preserve">interface &lt;nom de </w:t>
-      </w:r>
-      <w:proofErr w:type="spellStart"/>
-      <w:r>
-        <w:rPr>
-          <w:rStyle w:val="inline-code-emCar"/>
-        </w:rPr>
-        <w:t>l’interface</w:t>
-      </w:r>
-      <w:proofErr w:type="spellEnd"/>
-      <w:proofErr w:type="gramStart"/>
-      <w:r>
-        <w:rPr>
-          <w:rStyle w:val="inline-code-emCar"/>
-        </w:rPr>
-        <w:t>&gt;</w:t>
-      </w:r>
-      <w:r>
-        <w:t> :</w:t>
-      </w:r>
-      <w:proofErr w:type="gramEnd"/>
-      <w:r>
-        <w:t xml:space="preserve"> entre en mode de configuration de l’interface.</w:t>
       </w:r>
       <w:r>
         <w:tab/>
@@ -677,51 +291,88 @@
         <w:rPr>
           <w:rStyle w:val="inline-code-emCar"/>
         </w:rPr>
-        <w:t xml:space="preserve">interface </w:t>
-      </w:r>
-      <w:proofErr w:type="spellStart"/>
-      <w:r>
-        <w:rPr>
-          <w:rStyle w:val="inline-code-emCar"/>
-        </w:rPr>
-        <w:t>gigabitEthernet</w:t>
-      </w:r>
-      <w:proofErr w:type="spellEnd"/>
-      <w:r>
-        <w:rPr>
-          <w:rStyle w:val="inline-code-emCar"/>
-        </w:rPr>
-        <w:t xml:space="preserve"> 0/0/0</w:t>
-      </w:r>
-    </w:p>
-    <w:p>
-      <w:proofErr w:type="spellStart"/>
-      <w:r>
-        <w:rPr>
-          <w:rStyle w:val="inline-code-emCar"/>
-        </w:rPr>
-        <w:t>ip</w:t>
-      </w:r>
-      <w:proofErr w:type="spellEnd"/>
-      <w:r>
-        <w:rPr>
-          <w:rStyle w:val="inline-code-emCar"/>
-        </w:rPr>
-        <w:t xml:space="preserve"> </w:t>
-      </w:r>
-      <w:proofErr w:type="spellStart"/>
-      <w:r>
-        <w:rPr>
-          <w:rStyle w:val="inline-code-emCar"/>
-        </w:rPr>
-        <w:t>dhcp</w:t>
-      </w:r>
-      <w:proofErr w:type="spellEnd"/>
-      <w:r>
-        <w:rPr>
-          <w:rStyle w:val="inline-code-emCar"/>
-        </w:rPr>
-        <w:t xml:space="preserve"> pool </w:t>
+        <w:t>ip route 192.168.0.0 255.255.255.0 10.0.0.1</w:t>
+      </w:r>
+      <w:r>
+        <w:br/>
+      </w:r>
+      <w:r>
+        <w:t xml:space="preserve">Ajouter une route redirigeant tous le trafic correspondant au réseau donné </w:t>
+      </w:r>
+      <w:r>
+        <w:t>vers le gateway</w:t>
+      </w:r>
+      <w:r>
+        <w:t>. L’exemple créerait une route pour 192.168.0.0/24 qui passerait par le 10.0.0.1.</w:t>
+      </w:r>
+    </w:p>
+    <w:p>
+      <w:r>
+        <w:rPr>
+          <w:rStyle w:val="inline-code-emCar"/>
+        </w:rPr>
+        <w:t>ip route 0.0.0.0 0.0.0.0 &lt;</w:t>
+      </w:r>
+      <w:r>
+        <w:rPr>
+          <w:rStyle w:val="inline-code-emCar"/>
+        </w:rPr>
+        <w:t>prochain bond</w:t>
+      </w:r>
+      <w:r>
+        <w:rPr>
+          <w:rStyle w:val="inline-code-emCar"/>
+        </w:rPr>
+        <w:t>&gt;</w:t>
+      </w:r>
+      <w:r>
+        <w:t xml:space="preserve"> : configure une route de dernier recours / </w:t>
+      </w:r>
+      <w:r>
+        <w:t xml:space="preserve">route </w:t>
+      </w:r>
+      <w:r>
+        <w:t>par défaut / default gateway</w:t>
+      </w:r>
+    </w:p>
+    <w:p>
+      <w:pPr>
+        <w:rPr>
+          <w:rStyle w:val="inline-code-emCar"/>
+        </w:rPr>
+      </w:pPr>
+      <w:r>
+        <w:rPr>
+          <w:rStyle w:val="inline-code-emCar"/>
+        </w:rPr>
+        <w:t>interface &lt;nom de l’interface&gt;</w:t>
+      </w:r>
+      <w:r>
+        <w:t> : entre en mode de configuration de l’interface.</w:t>
+      </w:r>
+      <w:r>
+        <w:tab/>
+        <w:t xml:space="preserve">Exemple : </w:t>
+      </w:r>
+      <w:r>
+        <w:rPr>
+          <w:rStyle w:val="inline-code-emCar"/>
+        </w:rPr>
+        <w:t>interface gigabitEthernet 0/0/0</w:t>
+      </w:r>
+    </w:p>
+    <w:p>
+      <w:r>
+        <w:rPr>
+          <w:rStyle w:val="inline-code-emCar"/>
+        </w:rPr>
+        <w:t xml:space="preserve">ip </w:t>
+      </w:r>
+      <w:r>
+        <w:rPr>
+          <w:rStyle w:val="inline-code-emCar"/>
+        </w:rPr>
+        <w:t xml:space="preserve">dhcp pool </w:t>
       </w:r>
       <w:r>
         <w:rPr>
@@ -760,7 +411,6 @@
       </w:r>
     </w:p>
     <w:p>
-      <w:proofErr w:type="spellStart"/>
       <w:r>
         <w:rPr>
           <w:rStyle w:val="inline-code-emCar"/>
@@ -771,191 +421,38 @@
         <w:rPr>
           <w:rStyle w:val="inline-code-emCar"/>
         </w:rPr>
-        <w:t>p</w:t>
-      </w:r>
-      <w:proofErr w:type="spellEnd"/>
-      <w:r>
-        <w:rPr>
-          <w:rStyle w:val="inline-code-emCar"/>
-        </w:rPr>
-        <w:t xml:space="preserve"> </w:t>
-      </w:r>
-      <w:proofErr w:type="spellStart"/>
-      <w:r>
-        <w:rPr>
-          <w:rStyle w:val="inline-code-emCar"/>
-        </w:rPr>
-        <w:t>dhcp</w:t>
-      </w:r>
-      <w:proofErr w:type="spellEnd"/>
-      <w:r>
-        <w:rPr>
-          <w:rStyle w:val="inline-code-emCar"/>
-        </w:rPr>
-        <w:t xml:space="preserve"> </w:t>
-      </w:r>
-      <w:proofErr w:type="gramStart"/>
-      <w:r>
-        <w:rPr>
-          <w:rStyle w:val="inline-code-emCar"/>
-        </w:rPr>
-        <w:t>excluded-address</w:t>
-      </w:r>
-      <w:proofErr w:type="gramEnd"/>
-      <w:r>
-        <w:rPr>
-          <w:rStyle w:val="inline-code-emCar"/>
-        </w:rPr>
-        <w:t xml:space="preserve"> </w:t>
-      </w:r>
-      <w:r>
-        <w:rPr>
-          <w:rStyle w:val="inline-code-emCar"/>
-        </w:rPr>
-        <w:t>&lt;</w:t>
-      </w:r>
-      <w:proofErr w:type="spellStart"/>
-      <w:r>
-        <w:rPr>
-          <w:rStyle w:val="inline-code-emCar"/>
-        </w:rPr>
-        <w:t>adresse</w:t>
-      </w:r>
-      <w:proofErr w:type="spellEnd"/>
-      <w:r>
-        <w:rPr>
-          <w:rStyle w:val="inline-code-emCar"/>
-        </w:rPr>
-        <w:t xml:space="preserve"> de départ&gt; &lt;adresse de fin</w:t>
-      </w:r>
-      <w:proofErr w:type="gramStart"/>
-      <w:r>
-        <w:rPr>
-          <w:rStyle w:val="inline-code-emCar"/>
-        </w:rPr>
-        <w:t>&gt;</w:t>
-      </w:r>
-      <w:r>
-        <w:t> :</w:t>
-      </w:r>
-      <w:proofErr w:type="gramEnd"/>
-      <w:r>
-        <w:t xml:space="preserve"> Exclue des adresses de l’allocation DHCP.</w:t>
-      </w:r>
-    </w:p>
-    <w:p>
-      <w:proofErr w:type="spellStart"/>
-      <w:r>
-        <w:rPr>
-          <w:rStyle w:val="inline-code-emCar"/>
-        </w:rPr>
-        <w:t>access-list</w:t>
-      </w:r>
-      <w:proofErr w:type="spellEnd"/>
-      <w:r>
-        <w:rPr>
-          <w:rStyle w:val="inline-code-emCar"/>
-        </w:rPr>
-        <w:t xml:space="preserve"> 1 permit </w:t>
-      </w:r>
-      <w:proofErr w:type="spellStart"/>
-      <w:proofErr w:type="gramStart"/>
-      <w:r>
-        <w:rPr>
-          <w:rStyle w:val="inline-code-emCar"/>
-        </w:rPr>
-        <w:t>any</w:t>
-      </w:r>
-      <w:proofErr w:type="spellEnd"/>
-      <w:r>
-        <w:rPr>
-          <w:rStyle w:val="inline-code-emCar"/>
-        </w:rPr>
-        <w:t> </w:t>
-      </w:r>
-      <w:r>
-        <w:t>:</w:t>
-      </w:r>
-      <w:proofErr w:type="gramEnd"/>
-      <w:r>
-        <w:t xml:space="preserve"> Crée une liste d’accès simple acceptant tous les messages.</w:t>
+        <w:t xml:space="preserve">p dhcp excluded-address </w:t>
+      </w:r>
+      <w:r>
+        <w:rPr>
+          <w:rStyle w:val="inline-code-emCar"/>
+        </w:rPr>
+        <w:t>&lt;adresse de départ&gt; &lt;adresse de fin&gt;</w:t>
+      </w:r>
+      <w:r>
+        <w:t> : Exclue des adresses de l’allocation DHCP.</w:t>
+      </w:r>
+    </w:p>
+    <w:p>
+      <w:r>
+        <w:rPr>
+          <w:rStyle w:val="inline-code-emCar"/>
+        </w:rPr>
+        <w:t>access-list 1 permit any </w:t>
+      </w:r>
+      <w:r>
+        <w:t>: Crée une liste d’accès simple acceptant tous les messages.</w:t>
       </w:r>
       <w:r>
         <w:t xml:space="preserve"> (Nous allons l’utiliser dans le contexte d’un NAT)</w:t>
       </w:r>
     </w:p>
     <w:p>
-      <w:proofErr w:type="spellStart"/>
-      <w:proofErr w:type="gramStart"/>
-      <w:r>
-        <w:rPr>
-          <w:rStyle w:val="inline-code-emCar"/>
-        </w:rPr>
-        <w:t>ip</w:t>
-      </w:r>
-      <w:proofErr w:type="spellEnd"/>
-      <w:proofErr w:type="gramEnd"/>
-      <w:r>
-        <w:rPr>
-          <w:rStyle w:val="inline-code-emCar"/>
-        </w:rPr>
-        <w:t xml:space="preserve"> </w:t>
-      </w:r>
-      <w:proofErr w:type="spellStart"/>
-      <w:r>
-        <w:rPr>
-          <w:rStyle w:val="inline-code-emCar"/>
-        </w:rPr>
-        <w:t>nat</w:t>
-      </w:r>
-      <w:proofErr w:type="spellEnd"/>
-      <w:r>
-        <w:rPr>
-          <w:rStyle w:val="inline-code-emCar"/>
-        </w:rPr>
-        <w:t xml:space="preserve"> </w:t>
-      </w:r>
-      <w:proofErr w:type="spellStart"/>
-      <w:r>
-        <w:rPr>
-          <w:rStyle w:val="inline-code-emCar"/>
-        </w:rPr>
-        <w:t>inside</w:t>
-      </w:r>
-      <w:proofErr w:type="spellEnd"/>
-      <w:r>
-        <w:rPr>
-          <w:rStyle w:val="inline-code-emCar"/>
-        </w:rPr>
-        <w:t xml:space="preserve"> source </w:t>
-      </w:r>
-      <w:proofErr w:type="spellStart"/>
-      <w:r>
-        <w:rPr>
-          <w:rStyle w:val="inline-code-emCar"/>
-        </w:rPr>
-        <w:t>list</w:t>
-      </w:r>
-      <w:proofErr w:type="spellEnd"/>
-      <w:r>
-        <w:rPr>
-          <w:rStyle w:val="inline-code-emCar"/>
-        </w:rPr>
-        <w:t xml:space="preserve"> 1 interface &lt;nom de l’interface </w:t>
-      </w:r>
-      <w:proofErr w:type="spellStart"/>
-      <w:r>
-        <w:rPr>
-          <w:rStyle w:val="inline-code-emCar"/>
-        </w:rPr>
-        <w:t>outside</w:t>
-      </w:r>
-      <w:proofErr w:type="spellEnd"/>
-      <w:r>
-        <w:rPr>
-          <w:rStyle w:val="inline-code-emCar"/>
-        </w:rPr>
-        <w:t>&gt; </w:t>
+      <w:r>
+        <w:rPr>
+          <w:rStyle w:val="inline-code-emCar"/>
+        </w:rPr>
+        <w:t>ip nat inside source list 1 interface &lt;nom de l’interface outside&gt; </w:t>
       </w:r>
       <w:r>
         <w:t>: Configure la politique de NAT</w:t>
@@ -973,7 +470,6 @@
           <w:lang w:val="fr-CA"/>
         </w:rPr>
       </w:pPr>
-      <w:proofErr w:type="gramStart"/>
       <w:r>
         <w:rPr>
           <w:rStyle w:val="inline-code-emCar"/>
@@ -981,11 +477,7 @@
         <w:t>exit</w:t>
       </w:r>
       <w:r>
-        <w:t> :</w:t>
-      </w:r>
-      <w:proofErr w:type="gramEnd"/>
-      <w:r>
-        <w:t xml:space="preserve"> Quitte le mode actuel.</w:t>
+        <w:t> : Quitte le mode actuel.</w:t>
       </w:r>
     </w:p>
     <w:p>
@@ -997,125 +489,41 @@
       </w:r>
     </w:p>
     <w:p>
-      <w:proofErr w:type="spellStart"/>
-      <w:r>
-        <w:rPr>
-          <w:rStyle w:val="inline-code-emCar"/>
-        </w:rPr>
-        <w:t>ip</w:t>
-      </w:r>
-      <w:proofErr w:type="spellEnd"/>
-      <w:r>
-        <w:rPr>
-          <w:rStyle w:val="inline-code-emCar"/>
-        </w:rPr>
-        <w:t xml:space="preserve"> address &lt;</w:t>
-      </w:r>
-      <w:proofErr w:type="spellStart"/>
-      <w:r>
-        <w:rPr>
-          <w:rStyle w:val="inline-code-emCar"/>
-        </w:rPr>
-        <w:t>adresse</w:t>
-      </w:r>
-      <w:proofErr w:type="spellEnd"/>
-      <w:r>
-        <w:rPr>
-          <w:rStyle w:val="inline-code-emCar"/>
-        </w:rPr>
-        <w:t xml:space="preserve"> </w:t>
-      </w:r>
-      <w:proofErr w:type="spellStart"/>
-      <w:r>
-        <w:rPr>
-          <w:rStyle w:val="inline-code-emCar"/>
-        </w:rPr>
-        <w:t>ip</w:t>
-      </w:r>
-      <w:proofErr w:type="spellEnd"/>
-      <w:r>
-        <w:rPr>
-          <w:rStyle w:val="inline-code-emCar"/>
-        </w:rPr>
-        <w:t>&gt; &lt;masque</w:t>
-      </w:r>
-      <w:proofErr w:type="gramStart"/>
-      <w:r>
-        <w:rPr>
-          <w:rStyle w:val="inline-code-emCar"/>
-        </w:rPr>
-        <w:t>&gt;</w:t>
-      </w:r>
-      <w:r>
-        <w:t> :</w:t>
-      </w:r>
-      <w:proofErr w:type="gramEnd"/>
-      <w:r>
-        <w:t xml:space="preserve"> Change la configuration d’adresse IP statique de l’interface.</w:t>
+      <w:r>
+        <w:rPr>
+          <w:rStyle w:val="inline-code-emCar"/>
+        </w:rPr>
+        <w:t>ip address &lt;adresse ip&gt; &lt;masque&gt;</w:t>
+      </w:r>
+      <w:r>
+        <w:t> : Change la configuration d’adresse IP statique de l’interface.</w:t>
       </w:r>
       <w:r>
         <w:br/>
       </w:r>
       <w:r>
         <w:tab/>
-      </w:r>
-      <w:proofErr w:type="gramStart"/>
-      <w:r>
-        <w:t>Exemple :</w:t>
-      </w:r>
-      <w:proofErr w:type="gramEnd"/>
-      <w:r>
-        <w:t xml:space="preserve"> </w:t>
-      </w:r>
-      <w:proofErr w:type="spellStart"/>
-      <w:r>
-        <w:rPr>
-          <w:rStyle w:val="inline-code-emCar"/>
-        </w:rPr>
-        <w:t>ip</w:t>
-      </w:r>
-      <w:proofErr w:type="spellEnd"/>
-      <w:r>
-        <w:rPr>
-          <w:rStyle w:val="inline-code-emCar"/>
-        </w:rPr>
-        <w:t xml:space="preserve"> address 192.168.0.1 255.255.255.0</w:t>
-      </w:r>
-    </w:p>
-    <w:p>
-      <w:proofErr w:type="spellStart"/>
-      <w:r>
-        <w:rPr>
-          <w:rStyle w:val="inline-code-emCar"/>
-        </w:rPr>
-        <w:t>ip</w:t>
-      </w:r>
-      <w:proofErr w:type="spellEnd"/>
-      <w:r>
-        <w:rPr>
-          <w:rStyle w:val="inline-code-emCar"/>
-        </w:rPr>
-        <w:t xml:space="preserve"> address </w:t>
-      </w:r>
-      <w:proofErr w:type="spellStart"/>
-      <w:proofErr w:type="gramStart"/>
-      <w:r>
-        <w:rPr>
-          <w:rStyle w:val="inline-code-emCar"/>
-        </w:rPr>
-        <w:t>dhcp</w:t>
-      </w:r>
-      <w:proofErr w:type="spellEnd"/>
-      <w:r>
-        <w:t> :</w:t>
-      </w:r>
-      <w:proofErr w:type="gramEnd"/>
-      <w:r>
-        <w:t xml:space="preserve"> Change la configuration d’adresse IP de l’interface pour qu’elle utilise l’acquisition d’adresse par DHCP</w:t>
-      </w:r>
-    </w:p>
-    <w:p>
-      <w:proofErr w:type="gramStart"/>
+        <w:t xml:space="preserve">Exemple : </w:t>
+      </w:r>
+      <w:r>
+        <w:rPr>
+          <w:rStyle w:val="inline-code-emCar"/>
+        </w:rPr>
+        <w:t>ip address 192.168.0.1 255.255.255.0</w:t>
+      </w:r>
+    </w:p>
+    <w:p>
+      <w:r>
+        <w:rPr>
+          <w:rStyle w:val="inline-code-emCar"/>
+        </w:rPr>
+        <w:t>ip address dhcp</w:t>
+      </w:r>
+      <w:r>
+        <w:t> : Change la configuration d’adresse IP de l’interface pour qu’elle utilise l’acquisition d’adresse par DHCP</w:t>
+      </w:r>
+    </w:p>
+    <w:p>
       <w:r>
         <w:rPr>
           <w:rStyle w:val="inline-code-emCar"/>
@@ -1123,78 +531,27 @@
         <w:t>shutdown</w:t>
       </w:r>
       <w:r>
-        <w:t> :</w:t>
-      </w:r>
-      <w:proofErr w:type="gramEnd"/>
-      <w:r>
-        <w:t xml:space="preserve"> Met l’interface en état d’arrêt</w:t>
-      </w:r>
-    </w:p>
-    <w:p>
-      <w:r>
-        <w:rPr>
-          <w:rStyle w:val="inline-code-emCar"/>
-        </w:rPr>
-        <w:t xml:space="preserve">no </w:t>
-      </w:r>
-      <w:proofErr w:type="gramStart"/>
-      <w:r>
-        <w:rPr>
-          <w:rStyle w:val="inline-code-emCar"/>
-        </w:rPr>
-        <w:t>shutdown</w:t>
-      </w:r>
-      <w:r>
-        <w:t> :</w:t>
-      </w:r>
-      <w:proofErr w:type="gramEnd"/>
-      <w:r>
-        <w:t xml:space="preserve"> Retire l’interface de son état d’arrêt.</w:t>
-      </w:r>
-    </w:p>
-    <w:p>
-      <w:proofErr w:type="spellStart"/>
+        <w:t> : Met l’interface en état d’arrêt</w:t>
+      </w:r>
+    </w:p>
+    <w:p>
+      <w:r>
+        <w:rPr>
+          <w:rStyle w:val="inline-code-emCar"/>
+        </w:rPr>
+        <w:t>no shutdown</w:t>
+      </w:r>
+      <w:r>
+        <w:t> : Retire l’interface de son état d’arrêt.</w:t>
+      </w:r>
+    </w:p>
+    <w:p>
       <w:r>
         <w:rPr>
           <w:rStyle w:val="inline-code-emCar"/>
         </w:rPr>
         <w:lastRenderedPageBreak/>
-        <w:t>ip</w:t>
-      </w:r>
-      <w:proofErr w:type="spellEnd"/>
-      <w:r>
-        <w:rPr>
-          <w:rStyle w:val="inline-code-emCar"/>
-        </w:rPr>
-        <w:t xml:space="preserve"> </w:t>
-      </w:r>
-      <w:proofErr w:type="spellStart"/>
-      <w:r>
-        <w:rPr>
-          <w:rStyle w:val="inline-code-emCar"/>
-        </w:rPr>
-        <w:t>nat</w:t>
-      </w:r>
-      <w:proofErr w:type="spellEnd"/>
-      <w:r>
-        <w:rPr>
-          <w:rStyle w:val="inline-code-emCar"/>
-        </w:rPr>
-        <w:t xml:space="preserve"> &lt;</w:t>
-      </w:r>
-      <w:proofErr w:type="spellStart"/>
-      <w:r>
-        <w:rPr>
-          <w:rStyle w:val="inline-code-emCar"/>
-        </w:rPr>
-        <w:t>inside|outside</w:t>
-      </w:r>
-      <w:proofErr w:type="spellEnd"/>
-      <w:r>
-        <w:rPr>
-          <w:rStyle w:val="inline-code-emCar"/>
-        </w:rPr>
-        <w:t>&gt;</w:t>
+        <w:t>ip nat &lt;inside|outside&gt;</w:t>
       </w:r>
       <w:r>
         <w:rPr>
@@ -1203,46 +560,13 @@
         <w:t xml:space="preserve">: </w:t>
       </w:r>
       <w:r>
-        <w:t xml:space="preserve">Définie </w:t>
-      </w:r>
-      <w:proofErr w:type="spellStart"/>
-      <w:r>
-        <w:t>l’interface</w:t>
-      </w:r>
-      <w:proofErr w:type="spellEnd"/>
-      <w:r>
-        <w:t xml:space="preserve"> </w:t>
-      </w:r>
-      <w:proofErr w:type="spellStart"/>
-      <w:r>
-        <w:t>comme</w:t>
-      </w:r>
-      <w:proofErr w:type="spellEnd"/>
-      <w:r>
-        <w:t xml:space="preserve"> </w:t>
-      </w:r>
-      <w:proofErr w:type="spellStart"/>
-      <w:r>
-        <w:t>étant</w:t>
-      </w:r>
-      <w:proofErr w:type="spellEnd"/>
-      <w:r>
-        <w:t xml:space="preserve"> interne ou externe au LAN</w:t>
-      </w:r>
-      <w:r>
-        <w:t xml:space="preserve"> (utilisé pour la </w:t>
-      </w:r>
-      <w:proofErr w:type="spellStart"/>
-      <w:r>
-        <w:t>NATing</w:t>
-      </w:r>
-      <w:proofErr w:type="spellEnd"/>
-      <w:r>
-        <w:t>).</w:t>
-      </w:r>
-    </w:p>
-    <w:p>
-      <w:proofErr w:type="gramStart"/>
+        <w:t>Définie l’interface comme étant interne ou externe au LAN</w:t>
+      </w:r>
+      <w:r>
+        <w:t xml:space="preserve"> (utilisé pour la NATing).</w:t>
+      </w:r>
+    </w:p>
+    <w:p>
       <w:r>
         <w:rPr>
           <w:rStyle w:val="inline-code-emCar"/>
@@ -1250,11 +574,7 @@
         <w:t>exit</w:t>
       </w:r>
       <w:r>
-        <w:t> :</w:t>
-      </w:r>
-      <w:proofErr w:type="gramEnd"/>
-      <w:r>
-        <w:t xml:space="preserve"> Quitte le mode actuel.</w:t>
+        <w:t> : Quitte le mode actuel.</w:t>
       </w:r>
     </w:p>
     <w:p>
@@ -1262,10 +582,7 @@
         <w:pStyle w:val="Titre2-PasTBM"/>
       </w:pPr>
       <w:r>
-        <w:t xml:space="preserve">Mode de configuration </w:t>
-      </w:r>
-      <w:r>
-        <w:t>d’un pool DHCP</w:t>
+        <w:t>Mode de configuration d’un pool DHCP</w:t>
       </w:r>
     </w:p>
     <w:p>
@@ -1279,30 +596,8 @@
         <w:rPr>
           <w:rStyle w:val="inline-code-emCar"/>
         </w:rPr>
-        <w:t>network &lt;</w:t>
-      </w:r>
-      <w:proofErr w:type="spellStart"/>
-      <w:r>
-        <w:rPr>
-          <w:rStyle w:val="inline-code-emCar"/>
-        </w:rPr>
-        <w:t>adresse</w:t>
-      </w:r>
-      <w:proofErr w:type="spellEnd"/>
-      <w:r>
-        <w:rPr>
-          <w:rStyle w:val="inline-code-emCar"/>
-        </w:rPr>
-        <w:t xml:space="preserve"> réseau&gt; &lt;masque</w:t>
-      </w:r>
-      <w:proofErr w:type="gramStart"/>
-      <w:r>
-        <w:rPr>
-          <w:rStyle w:val="inline-code-emCar"/>
-        </w:rPr>
-        <w:t>&gt; :</w:t>
-      </w:r>
-      <w:proofErr w:type="gramEnd"/>
+        <w:t>network &lt;adresse réseau&gt; &lt;masque&gt; :</w:t>
+      </w:r>
       <w:r>
         <w:rPr>
           <w:rStyle w:val="inline-code-emCar"/>
@@ -1313,31 +608,7 @@
         <w:t>Configure</w:t>
       </w:r>
       <w:r>
-        <w:t xml:space="preserve"> l’adresse réseau du pool </w:t>
-      </w:r>
-      <w:proofErr w:type="spellStart"/>
-      <w:r>
-        <w:t>dhcp</w:t>
-      </w:r>
-      <w:proofErr w:type="spellEnd"/>
-      <w:r>
-        <w:t xml:space="preserve">. Les addresses </w:t>
-      </w:r>
-      <w:proofErr w:type="spellStart"/>
-      <w:r>
-        <w:t>allouées</w:t>
-      </w:r>
-      <w:proofErr w:type="spellEnd"/>
-      <w:r>
-        <w:t xml:space="preserve"> par le pool </w:t>
-      </w:r>
-      <w:proofErr w:type="spellStart"/>
-      <w:r>
-        <w:t>vont</w:t>
-      </w:r>
-      <w:proofErr w:type="spellEnd"/>
-      <w:r>
-        <w:t xml:space="preserve"> être dans ce réseau</w:t>
+        <w:t xml:space="preserve"> l’adresse réseau du pool dhcp. Les addresses allouées par le pool vont être dans ce réseau</w:t>
       </w:r>
       <w:r>
         <w:rPr>
@@ -1348,33 +619,11 @@
       </w:r>
     </w:p>
     <w:p>
-      <w:proofErr w:type="gramStart"/>
-      <w:r>
-        <w:rPr>
-          <w:rStyle w:val="inline-code-emCar"/>
-        </w:rPr>
-        <w:t>default</w:t>
-      </w:r>
-      <w:proofErr w:type="gramEnd"/>
-      <w:r>
-        <w:rPr>
-          <w:rStyle w:val="inline-code-emCar"/>
-        </w:rPr>
-        <w:t xml:space="preserve">-router &lt;adresse </w:t>
-      </w:r>
-      <w:proofErr w:type="spellStart"/>
-      <w:r>
-        <w:rPr>
-          <w:rStyle w:val="inline-code-emCar"/>
-        </w:rPr>
-        <w:t>ip</w:t>
-      </w:r>
-      <w:proofErr w:type="spellEnd"/>
-      <w:r>
-        <w:rPr>
-          <w:rStyle w:val="inline-code-emCar"/>
-        </w:rPr>
-        <w:t>&gt;</w:t>
+      <w:r>
+        <w:rPr>
+          <w:rStyle w:val="inline-code-emCar"/>
+        </w:rPr>
+        <w:t>default-router &lt;adresse ip&gt;</w:t>
       </w:r>
       <w:r>
         <w:rPr>
@@ -1388,21 +637,11 @@
       </w:r>
     </w:p>
     <w:p>
-      <w:proofErr w:type="spellStart"/>
-      <w:proofErr w:type="gramStart"/>
-      <w:r>
-        <w:rPr>
-          <w:rStyle w:val="inline-code-emCar"/>
-        </w:rPr>
-        <w:t>dns</w:t>
-      </w:r>
-      <w:proofErr w:type="spellEnd"/>
-      <w:proofErr w:type="gramEnd"/>
-      <w:r>
-        <w:rPr>
-          <w:rStyle w:val="inline-code-emCar"/>
-        </w:rPr>
-        <w:t>-server &lt;adresse de serveurs&gt;</w:t>
+      <w:r>
+        <w:rPr>
+          <w:rStyle w:val="inline-code-emCar"/>
+        </w:rPr>
+        <w:t>dns-server &lt;adresse de serveurs&gt;</w:t>
       </w:r>
       <w:r>
         <w:rPr>
@@ -1416,7 +655,6 @@
       </w:r>
     </w:p>
     <w:p>
-      <w:proofErr w:type="gramStart"/>
       <w:r>
         <w:rPr>
           <w:rStyle w:val="inline-code-emCar"/>
@@ -1424,11 +662,7 @@
         <w:t>exit</w:t>
       </w:r>
       <w:r>
-        <w:t> :</w:t>
-      </w:r>
-      <w:proofErr w:type="gramEnd"/>
-      <w:r>
-        <w:t xml:space="preserve"> Quitte le mode actuel.</w:t>
+        <w:t> : Quitte le mode actuel.</w:t>
       </w:r>
     </w:p>
     <w:p/>
@@ -1848,11 +1082,11 @@
       <w:rFonts w:ascii="Roboto Light" w:hAnsi="Roboto Light"/>
     </w:rPr>
   </w:style>
-  <w:style w:type="paragraph" w:styleId="Heading1">
+  <w:style w:type="paragraph" w:styleId="Titre1">
     <w:name w:val="heading 1"/>
     <w:basedOn w:val="Normal"/>
     <w:next w:val="Normal"/>
-    <w:link w:val="Heading1Char"/>
+    <w:link w:val="Titre1Car"/>
     <w:uiPriority w:val="9"/>
     <w:qFormat/>
     <w:rsid w:val="00EF5A3D"/>
@@ -1869,11 +1103,11 @@
       <w:szCs w:val="32"/>
     </w:rPr>
   </w:style>
-  <w:style w:type="paragraph" w:styleId="Heading2">
+  <w:style w:type="paragraph" w:styleId="Titre2">
     <w:name w:val="heading 2"/>
     <w:basedOn w:val="Normal"/>
     <w:next w:val="Normal"/>
-    <w:link w:val="Heading2Char"/>
+    <w:link w:val="Titre2Car"/>
     <w:uiPriority w:val="9"/>
     <w:unhideWhenUsed/>
     <w:qFormat/>
@@ -1898,11 +1132,11 @@
       <w:szCs w:val="26"/>
     </w:rPr>
   </w:style>
-  <w:style w:type="paragraph" w:styleId="Heading3">
+  <w:style w:type="paragraph" w:styleId="Titre3">
     <w:name w:val="heading 3"/>
     <w:basedOn w:val="Normal"/>
     <w:next w:val="Normal"/>
-    <w:link w:val="Heading3Char"/>
+    <w:link w:val="Titre3Car"/>
     <w:uiPriority w:val="9"/>
     <w:unhideWhenUsed/>
     <w:qFormat/>
@@ -1920,12 +1154,13 @@
       <w:szCs w:val="24"/>
     </w:rPr>
   </w:style>
-  <w:style w:type="character" w:default="1" w:styleId="DefaultParagraphFont">
+  <w:style w:type="character" w:default="1" w:styleId="Policepardfaut">
     <w:name w:val="Default Paragraph Font"/>
     <w:uiPriority w:val="1"/>
+    <w:semiHidden/>
     <w:unhideWhenUsed/>
   </w:style>
-  <w:style w:type="table" w:default="1" w:styleId="TableNormal">
+  <w:style w:type="table" w:default="1" w:styleId="TableauNormal">
     <w:name w:val="Normal Table"/>
     <w:uiPriority w:val="99"/>
     <w:semiHidden/>
@@ -1940,7 +1175,7 @@
       </w:tblCellMar>
     </w:tblPr>
   </w:style>
-  <w:style w:type="numbering" w:default="1" w:styleId="NoList">
+  <w:style w:type="numbering" w:default="1" w:styleId="Aucuneliste">
     <w:name w:val="No List"/>
     <w:uiPriority w:val="99"/>
     <w:semiHidden/>
@@ -1970,7 +1205,7 @@
   </w:style>
   <w:style w:type="character" w:customStyle="1" w:styleId="code-blockCar">
     <w:name w:val="code-block Car"/>
-    <w:basedOn w:val="DefaultParagraphFont"/>
+    <w:basedOn w:val="Policepardfaut"/>
     <w:link w:val="code-block"/>
     <w:rsid w:val="00EF5A3D"/>
     <w:rPr>
@@ -2001,10 +1236,10 @@
       <w:lang w:val="fr-FR"/>
     </w:rPr>
   </w:style>
-  <w:style w:type="character" w:customStyle="1" w:styleId="Heading2Char">
-    <w:name w:val="Heading 2 Char"/>
-    <w:basedOn w:val="DefaultParagraphFont"/>
-    <w:link w:val="Heading2"/>
+  <w:style w:type="character" w:customStyle="1" w:styleId="Titre2Car">
+    <w:name w:val="Titre 2 Car"/>
+    <w:basedOn w:val="Policepardfaut"/>
+    <w:link w:val="Titre2"/>
     <w:uiPriority w:val="9"/>
     <w:rsid w:val="00EF5A3D"/>
     <w:rPr>
@@ -2017,7 +1252,7 @@
   </w:style>
   <w:style w:type="paragraph" w:customStyle="1" w:styleId="code-titre">
     <w:name w:val="code-titre"/>
-    <w:basedOn w:val="Heading2"/>
+    <w:basedOn w:val="Titre2"/>
     <w:link w:val="code-titreCar"/>
     <w:qFormat/>
     <w:rsid w:val="00EF5A3D"/>
@@ -2035,7 +1270,7 @@
   </w:style>
   <w:style w:type="character" w:customStyle="1" w:styleId="code-titreCar">
     <w:name w:val="code-titre Car"/>
-    <w:basedOn w:val="Heading2Char"/>
+    <w:basedOn w:val="Titre2Car"/>
     <w:link w:val="code-titre"/>
     <w:rsid w:val="00EF5A3D"/>
     <w:rPr>
@@ -2058,7 +1293,7 @@
   </w:style>
   <w:style w:type="character" w:customStyle="1" w:styleId="corps-de-consigneCar">
     <w:name w:val="corps-de-consigne Car"/>
-    <w:basedOn w:val="DefaultParagraphFont"/>
+    <w:basedOn w:val="Policepardfaut"/>
     <w:link w:val="corps-de-consigne"/>
     <w:rsid w:val="00EF5A3D"/>
     <w:rPr>
@@ -2082,7 +1317,7 @@
   </w:style>
   <w:style w:type="character" w:customStyle="1" w:styleId="inline-code-emCar">
     <w:name w:val="inline-code-em Car"/>
-    <w:basedOn w:val="DefaultParagraphFont"/>
+    <w:basedOn w:val="Policepardfaut"/>
     <w:link w:val="inline-code-em"/>
     <w:rsid w:val="00EF5A3D"/>
     <w:rPr>
@@ -2094,7 +1329,7 @@
       <w:lang w:val="en-CA"/>
     </w:rPr>
   </w:style>
-  <w:style w:type="paragraph" w:styleId="ListParagraph">
+  <w:style w:type="paragraph" w:styleId="Paragraphedeliste">
     <w:name w:val="List Paragraph"/>
     <w:basedOn w:val="Normal"/>
     <w:uiPriority w:val="34"/>
@@ -2105,11 +1340,11 @@
       <w:contextualSpacing/>
     </w:pPr>
   </w:style>
-  <w:style w:type="paragraph" w:styleId="Subtitle">
+  <w:style w:type="paragraph" w:styleId="Sous-titre">
     <w:name w:val="Subtitle"/>
     <w:basedOn w:val="Normal"/>
     <w:next w:val="Normal"/>
-    <w:link w:val="SubtitleChar"/>
+    <w:link w:val="Sous-titreCar"/>
     <w:uiPriority w:val="11"/>
     <w:qFormat/>
     <w:rsid w:val="00EF5A3D"/>
@@ -2125,10 +1360,10 @@
       <w:spacing w:val="15"/>
     </w:rPr>
   </w:style>
-  <w:style w:type="character" w:customStyle="1" w:styleId="SubtitleChar">
-    <w:name w:val="Subtitle Char"/>
-    <w:basedOn w:val="DefaultParagraphFont"/>
-    <w:link w:val="Subtitle"/>
+  <w:style w:type="character" w:customStyle="1" w:styleId="Sous-titreCar">
+    <w:name w:val="Sous-titre Car"/>
+    <w:basedOn w:val="Policepardfaut"/>
+    <w:link w:val="Sous-titre"/>
     <w:uiPriority w:val="11"/>
     <w:rsid w:val="00EF5A3D"/>
     <w:rPr>
@@ -2137,11 +1372,11 @@
       <w:spacing w:val="15"/>
     </w:rPr>
   </w:style>
-  <w:style w:type="paragraph" w:styleId="Title">
+  <w:style w:type="paragraph" w:styleId="Titre">
     <w:name w:val="Title"/>
     <w:basedOn w:val="Normal"/>
     <w:next w:val="Normal"/>
-    <w:link w:val="TitleChar"/>
+    <w:link w:val="TitreCar"/>
     <w:uiPriority w:val="10"/>
     <w:qFormat/>
     <w:rsid w:val="00EF5A3D"/>
@@ -2157,10 +1392,10 @@
       <w:szCs w:val="56"/>
     </w:rPr>
   </w:style>
-  <w:style w:type="character" w:customStyle="1" w:styleId="TitleChar">
-    <w:name w:val="Title Char"/>
-    <w:basedOn w:val="DefaultParagraphFont"/>
-    <w:link w:val="Title"/>
+  <w:style w:type="character" w:customStyle="1" w:styleId="TitreCar">
+    <w:name w:val="Titre Car"/>
+    <w:basedOn w:val="Policepardfaut"/>
+    <w:link w:val="Titre"/>
     <w:uiPriority w:val="10"/>
     <w:rsid w:val="00EF5A3D"/>
     <w:rPr>
@@ -2171,10 +1406,10 @@
       <w:szCs w:val="56"/>
     </w:rPr>
   </w:style>
-  <w:style w:type="character" w:customStyle="1" w:styleId="Heading1Char">
-    <w:name w:val="Heading 1 Char"/>
-    <w:basedOn w:val="DefaultParagraphFont"/>
-    <w:link w:val="Heading1"/>
+  <w:style w:type="character" w:customStyle="1" w:styleId="Titre1Car">
+    <w:name w:val="Titre 1 Car"/>
+    <w:basedOn w:val="Policepardfaut"/>
+    <w:link w:val="Titre1"/>
     <w:uiPriority w:val="9"/>
     <w:rsid w:val="00EF5A3D"/>
     <w:rPr>
@@ -2183,10 +1418,10 @@
       <w:szCs w:val="32"/>
     </w:rPr>
   </w:style>
-  <w:style w:type="character" w:customStyle="1" w:styleId="Heading3Char">
-    <w:name w:val="Heading 3 Char"/>
-    <w:basedOn w:val="DefaultParagraphFont"/>
-    <w:link w:val="Heading3"/>
+  <w:style w:type="character" w:customStyle="1" w:styleId="Titre3Car">
+    <w:name w:val="Titre 3 Car"/>
+    <w:basedOn w:val="Policepardfaut"/>
+    <w:link w:val="Titre3"/>
     <w:uiPriority w:val="9"/>
     <w:rsid w:val="00EF5A3D"/>
     <w:rPr>
@@ -2197,7 +1432,7 @@
   </w:style>
   <w:style w:type="paragraph" w:customStyle="1" w:styleId="Titre2-PasTBM">
     <w:name w:val="Titre2-PasTBM"/>
-    <w:basedOn w:val="Heading2"/>
+    <w:basedOn w:val="Titre2"/>
     <w:qFormat/>
     <w:rsid w:val="00EF5A3D"/>
     <w:rPr>
@@ -2226,7 +1461,7 @@
   </w:style>
   <w:style w:type="character" w:customStyle="1" w:styleId="titre-section-evalCar">
     <w:name w:val="titre-section-eval Car"/>
-    <w:basedOn w:val="DefaultParagraphFont"/>
+    <w:basedOn w:val="Policepardfaut"/>
     <w:link w:val="titre-section-eval"/>
     <w:rsid w:val="00EF5A3D"/>
     <w:rPr>
@@ -2237,7 +1472,7 @@
   </w:style>
   <w:style w:type="paragraph" w:customStyle="1" w:styleId="Titre-Section-Note">
     <w:name w:val="Titre-Section-Note"/>
-    <w:basedOn w:val="Heading1"/>
+    <w:basedOn w:val="Titre1"/>
     <w:next w:val="Normal"/>
     <w:link w:val="Titre-Section-NoteCar"/>
     <w:qFormat/>
@@ -2256,7 +1491,7 @@
   </w:style>
   <w:style w:type="character" w:customStyle="1" w:styleId="Titre-Section-NoteCar">
     <w:name w:val="Titre-Section-Note Car"/>
-    <w:basedOn w:val="Heading1Char"/>
+    <w:basedOn w:val="Titre1Car"/>
     <w:link w:val="Titre-Section-Note"/>
     <w:rsid w:val="00EF5A3D"/>
     <w:rPr>
@@ -2268,7 +1503,7 @@
   </w:style>
   <w:style w:type="paragraph" w:customStyle="1" w:styleId="Tunderboldlightning">
     <w:name w:val="Tunderbold &amp; lightning"/>
-    <w:basedOn w:val="Heading1"/>
+    <w:basedOn w:val="Titre1"/>
     <w:qFormat/>
     <w:rsid w:val="00EF5A3D"/>
     <w:pPr>
